--- a/companies/calderwood-partners/Engagements/Carroll, Merritt and Williams/2019.10.01 - Status Report - Carroll, Merritt and Williams v2 FINAL - DRAFT.docx
+++ b/companies/calderwood-partners/Engagements/Carroll, Merritt and Williams/2019.10.01 - Status Report - Carroll, Merritt and Williams v2 FINAL - DRAFT.docx
@@ -11,14 +11,21 @@
       </w:r>
     </w:p>
     <w:p>
+      <w:pPr>
+        <w:pStyle w:val="Heading1"/>
+      </w:pPr>
       <w:r>
-        <w:t>Customer retention program: status report</w:t>
-        <w:br/>
-        <w:t>Prepared for the executive sponsor, Carroll, Merritt and Williams</w:t>
-        <w:br/>
-        <w:t>Prepared by Deborah Jimenez, Engagement Manager</w:t>
-        <w:br/>
-        <w:t>Reporting period: the month just ended</w:t>
+        <w:t>Status Report -- Customer Retention Program for Carroll, Merritt and Williams</w:t>
+      </w:r>
+    </w:p>
+    <w:p>
+      <w:r>
+        <w:t>Reporting period ending 30 September 2019. Prepared by Deborah Jimenez, Engagement Manager, for the client's leadership.</w:t>
+      </w:r>
+    </w:p>
+    <w:p>
+      <w:r>
+        <w:t>The engagement is on plan and within budget at its midpoint. The retention analysis is complete, the design of the program has begun, and nothing now open threatens the finish. What follows sets out, in order, the state of the work, what was done this period, where the budget stands, the work ahead, the decisions that rest with the client, and the one risk worth recording. The conclusion is at the top; the detail below supports it.</w:t>
       </w:r>
     </w:p>
     <w:p>
@@ -26,17 +33,12 @@
         <w:pStyle w:val="Heading2"/>
       </w:pPr>
       <w:r>
-        <w:t>Where the program stands</w:t>
+        <w:t>Where the work stands</w:t>
       </w:r>
     </w:p>
     <w:p>
       <w:r>
-        <w:t>We are about halfway through the program and on schedule. The retention baseline for Carroll, Merritt and Williams is complete and agreed with your finance and sales teams. The reasons-for-loss work is well advanced, with most of the lost-account interviews done. We have not yet moved to the commercial levers or to the program design; those are the back half of the work. Nothing to date has changed the shape of the engagement or its cost. The two phases that remain are scheduled across the back half and carry no dependency we cannot see today.</w:t>
-      </w:r>
-    </w:p>
-    <w:p>
-      <w:r>
-        <w:t>Against the fixed fee of $112,500 for the program, spending tracks the plan: roughly half the fee is consumed at roughly the halfway mark, and we see nothing that would take the work beyond the agreed scope or price. If anything arises that would, you will hear it from me before we act on it.</w:t>
+        <w:t>We have passed the midpoint and crossed from analysis into design. The read of why customers leave is finished and was accepted by your team: the losses concentrate in mid-tier accounts in their second year, and they turn on a small set of service failures rather than on price. That finding matters because it points the program at a defined target instead of the whole book, and a defined target is one a small team can actually work. Three design threads are open against it, all three on their planned course, and the shape of the program is now clear enough to lay before your leadership at the next review.</w:t>
       </w:r>
     </w:p>
     <w:p>
@@ -44,7 +46,7 @@
         <w:pStyle w:val="Heading2"/>
       </w:pPr>
       <w:r>
-        <w:t>What we completed this period</w:t>
+        <w:t>Done this period</w:t>
       </w:r>
     </w:p>
     <w:p>
@@ -52,7 +54,7 @@
         <w:pStyle w:val="ListBullet"/>
       </w:pPr>
       <w:r>
-        <w:t>Closed the retention baseline. The count of customers and revenue kept and lost is final, reconciled to your billing, and signed off by finance and sales on one agreed definition.</w:t>
+        <w:t>Churn analysis closed. The full leaving pattern was reconciled to the customer data and accepted by the client, with the concentration in the second-year mid-tier band confirmed in hard figures rather than left as an impression.</w:t>
       </w:r>
     </w:p>
     <w:p>
@@ -60,7 +62,7 @@
         <w:pStyle w:val="ListBullet"/>
       </w:pPr>
       <w:r>
-        <w:t>Settled the two definitions left open at the last session, what counts as a lost customer and how returning customers are treated, and circulated both for confirmation.</w:t>
+        <w:t>Departed-customer interviews completed. Mary Parker finished the interviews with lost accounts and filed the transcripts against the analysis, so the service-failure reading now rests on the customers' own account and not only the company's.</w:t>
       </w:r>
     </w:p>
     <w:p>
@@ -68,7 +70,7 @@
         <w:pStyle w:val="ListBullet"/>
       </w:pPr>
       <w:r>
-        <w:t>Completed the majority of the lost-account interviews and began sorting the reasons for loss into a small number of recurring causes.</w:t>
+        <w:t>Program frame drafted. A first structure for the retention program was laid out, with candidate interventions mapped to the accounts most at risk and each one written in terms of what it asks the client's staff to do.</w:t>
       </w:r>
     </w:p>
     <w:p>
@@ -76,17 +78,7 @@
         <w:pStyle w:val="ListBullet"/>
       </w:pPr>
       <w:r>
-        <w:t>Delivered the at-risk account list: the mid-sized accounts that carry the largest share of revenue at risk, ranked, with the signal that put each on the list.</w:t>
-      </w:r>
-    </w:p>
-    <w:p>
-      <w:r>
-        <w:t>One early pattern is firm enough to name. On the accounts that have left, service response time separates the leavers from the stayers more sharply than price does. Mary Parker has the figures behind this and carries them into the commercial-lever work, where we test what it would cost to close the response-time gap against what it would save in retained revenue.</w:t>
-      </w:r>
-    </w:p>
-    <w:p>
-      <w:r>
-        <w:t>A second pattern is worth flagging, though it is less settled. The accounts most at risk are not the smallest ones, as the internal read had assumed, but a band of mid-sized accounts, large enough to matter and small enough to have slipped below the attention the largest accounts get. Whether that is a coverage gap or a pricing one is what the commercial-lever work should tell us; we are not calling it yet.</w:t>
+        <w:t>Measurement approach outlined. We settled how the program's effect will be read once it is live, using data the client already holds, so the client can judge for itself whether customers are being kept without depending on us to produce the number.</w:t>
       </w:r>
     </w:p>
     <w:p>
@@ -94,7 +86,20 @@
         <w:pStyle w:val="Heading2"/>
       </w:pPr>
       <w:r>
-        <w:t>What comes next</w:t>
+        <w:t>Budget</w:t>
+      </w:r>
+    </w:p>
+    <w:p>
+      <w:r>
+        <w:t>The engagement is billed against a fixed fee of $112,500. About half of that has been earned as of this report, which matches the share of the planned work now complete, and the burn has tracked the plan closely enough that no correction is needed. On the current projection the remaining work is deliverable within the fixed fee, and no further authorization is expected. I will flag it early if the design phase turns out to need more of the client's time than planned, since that is the one thing that could press the estimate.</w:t>
+      </w:r>
+    </w:p>
+    <w:p>
+      <w:pPr>
+        <w:pStyle w:val="Heading2"/>
+      </w:pPr>
+      <w:r>
+        <w:t>Work ahead</w:t>
       </w:r>
     </w:p>
     <w:p>
@@ -102,7 +107,7 @@
         <w:pStyle w:val="ListBullet"/>
       </w:pPr>
       <w:r>
-        <w:t>Test the commercial levers, renewal pricing, discounting, contract terms, and service levels, against the baseline, and size for each what it costs to move and what it returns in retained revenue.</w:t>
+        <w:t>Finish the design of the retention program and cost each intervention, so the client is choosing among options it can see the price of.</w:t>
       </w:r>
     </w:p>
     <w:p>
@@ -110,7 +115,7 @@
         <w:pStyle w:val="ListBullet"/>
       </w:pPr>
       <w:r>
-        <w:t>Turn the at-risk list into a working early-warning indicator your account managers can read week to week, built only from measures that ran ahead of a loss in the historical data.</w:t>
+        <w:t>Build the measures that will tell the client whether the program is working once it is running.</w:t>
       </w:r>
     </w:p>
     <w:p>
@@ -118,7 +123,7 @@
         <w:pStyle w:val="ListBullet"/>
       </w:pPr>
       <w:r>
-        <w:t>Draft the retention operating model: who owns retention, the signals that trigger action, the actions themselves, and the order of standing the program up.</w:t>
+        <w:t>Set out who on the client's side owns each part of the program, so it can be run without us in the room.</w:t>
       </w:r>
     </w:p>
     <w:p>
@@ -126,7 +131,7 @@
         <w:pStyle w:val="ListBullet"/>
       </w:pPr>
       <w:r>
-        <w:t>Bring a small group of your account managers into the design work, so the program is built with the people who will run it rather than handed to them.</w:t>
+        <w:t>Prepare the handover materials, including a short operating guide for each intervention, so the client's team can carry the program on its own after we go.</w:t>
       </w:r>
     </w:p>
     <w:p>
@@ -134,27 +139,25 @@
         <w:pStyle w:val="Heading2"/>
       </w:pPr>
       <w:r>
-        <w:t>Risks, and what we are doing about them</w:t>
+        <w:t>Decisions for the client</w:t>
       </w:r>
     </w:p>
     <w:p>
       <w:r>
-        <w:t>Two risks are worth your attention, each with a response already in motion.</w:t>
+        <w:t>Two decisions rest with the client before the coming period can run as planned. The first is who on the client's side will own each part of the program once it is live; the design can name the roles, but the people have to be chosen by the client, and the sooner they are, the sooner they can be brought into the design rather than handed a finished thing. The second is whether to trial the program with a single account team before taking it across the book, which is the course we recommend, because it lets the client see the steps work and adjust them at low cost before committing everyone.</w:t>
+      </w:r>
+    </w:p>
+    <w:p>
+      <w:pPr>
+        <w:pStyle w:val="Heading2"/>
+      </w:pPr>
+      <w:r>
+        <w:t>Risk</w:t>
       </w:r>
     </w:p>
     <w:p>
       <w:r>
-        <w:t>The first is data on the commercial levers. Renewal pricing and discount history are thinner in your records than the billing data was, and without them the lever analysis rests on judgment rather than evidence. We have asked your commercial team for the renewal and discount records, and Mary Parker is assembling what exists into a usable set. If it comes back too thin, we will tell you plainly which conclusions the data can carry and which it cannot.</w:t>
-      </w:r>
-    </w:p>
-    <w:p>
-      <w:r>
-        <w:t>The second is adoption. A retention program only works if your account managers run it after we leave, and a design handed down without their input rarely holds. We are bringing a small group of your account managers into the program-design sessions now, so that what we hand you in the back half of the work is something they helped shape.</w:t>
-      </w:r>
-    </w:p>
-    <w:p>
-      <w:r>
-        <w:t>I am glad to walk through any of this by telephone. The next report will carry the first results from the commercial-lever work.</w:t>
+        <w:t>One risk is worth recording plainly. The program leans on the client's account managers to carry the new retention steps alongside their existing load, and if that ownership is not settled early, the design will be sound on paper and hard to run in practice. We are addressing it now by naming owners as part of the design rather than after it, and by keeping each step small enough to fold into the working week. No other item now open is likely to move the target dates.</w:t>
       </w:r>
     </w:p>
     <w:sectPr>
